--- a/en/wisdom-stories/everyone-has-work-to-do.docx
+++ b/en/wisdom-stories/everyone-has-work-to-do.docx
@@ -3,33 +3,53 @@
 <w:document xmlns:wpc="http://schemas.microsoft.com/office/word/2010/wordprocessingCanvas" xmlns:mo="http://schemas.microsoft.com/office/mac/office/2008/main" xmlns:mc="http://schemas.openxmlformats.org/markup-compatibility/2006" xmlns:mv="urn:schemas-microsoft-com:mac:vml" xmlns:o="urn:schemas-microsoft-com:office:office" xmlns:r="http://schemas.openxmlformats.org/officeDocument/2006/relationships" xmlns:m="http://schemas.openxmlformats.org/officeDocument/2006/math" xmlns:v="urn:schemas-microsoft-com:vml" xmlns:wp14="http://schemas.microsoft.com/office/word/2010/wordprocessingDrawing" xmlns:wp="http://schemas.openxmlformats.org/drawingml/2006/wordprocessingDrawing" xmlns:w10="urn:schemas-microsoft-com:office:word" xmlns:w="http://schemas.openxmlformats.org/wordprocessingml/2006/main" xmlns:w14="http://schemas.microsoft.com/office/word/2010/wordml" xmlns:wpg="http://schemas.microsoft.com/office/word/2010/wordprocessingGroup" xmlns:wpi="http://schemas.microsoft.com/office/word/2010/wordprocessingInk" xmlns:wne="http://schemas.microsoft.com/office/word/2006/wordml" xmlns:wps="http://schemas.microsoft.com/office/word/2010/wordprocessingShape" mc:Ignorable="w14 wp14">
   <w:body>
     <w:p>
+      <w:pPr>
+        <w:pStyle w:val="Title"/>
+      </w:pPr>
       <w:r>
         <w:t>Everyone Has Work to Do</w:t>
       </w:r>
     </w:p>
     <w:p>
+      <w:pPr/>
       <w:r>
-        <w:t>I am very lucky to have wise teachers. One of them was my literature teacher, the esteemed Baladadash. He would say that if someone asked you for something or assigned you a task, even if for a trivial reason, you should never leave it unanswered.</w:t>
+        <w:t>I have been fortunate to learn from wise teachers. One was my literature teacher, the esteemed Baladadash. He taught us never to leave a request or an assigned task unanswered, however small it might seem.</w:t>
       </w:r>
     </w:p>
     <w:p>
+      <w:pPr>
+        <w:keepNext/>
+      </w:pPr>
       <w:r>
-        <w:t>Everyone has work to do. A person bothers you not because he is idle, but because he needs you. Never ignore an appeal to you; do not keep that person waiting by staying silent. If you will not be able to help, say so openly. Leaving people without an answer destroys their trust in you.</w:t>
+        <w:t>Everyone has things to do. When someone asks for help, it is usually because they need you, not because they have nothing better to do. Do not leave them waiting in silence. If you cannot help, say so openly. Failing to answer erodes their trust.</w:t>
       </w:r>
     </w:p>
     <w:p>
+      <w:pPr>
+        <w:keepLines/>
+        <w:spacing w:before="160"/>
+      </w:pPr>
       <w:r>
-        <w:t>Moral: It is a very painful feeling to live knowing you are regarded as unreliable and untrustworthy.</w:t>
+        <w:rPr>
+          <w:b/>
+        </w:rPr>
+        <w:t>Moral:</w:t>
+      </w:r>
+      <w:r>
+        <w:t xml:space="preserve"> It is a very painful feeling to live knowing you are regarded as unreliable and untrustworthy.</w:t>
       </w:r>
     </w:p>
     <w:p>
+      <w:pPr>
+        <w:spacing w:after="80"/>
+      </w:pPr>
       <w:r>
         <w:t>Bakhtiyar Sirajov.</w:t>
       </w:r>
     </w:p>
     <w:sectPr>
       <w:pgSz w:w="12240" w:h="15840"/>
-      <w:pgMar w:top="1440" w:right="1800" w:bottom="1440" w:left="1800" w:header="720" w:footer="720" w:gutter="0"/>
+      <w:pgMar w:top="1080" w:right="1224" w:bottom="1080" w:left="1224" w:header="720" w:footer="720" w:gutter="0"/>
       <w:cols w:space="720"/>
       <w:docGrid w:linePitch="360"/>
     </w:sectPr>
@@ -400,6 +420,16 @@
     <w:name w:val="Normal"/>
     <w:qFormat/>
     <w:rsid w:val="00FC693F"/>
+    <w:pPr>
+      <w:widowControl/>
+      <w:spacing w:after="120" w:line="259" w:lineRule="auto"/>
+    </w:pPr>
+    <w:rPr>
+      <w:rFonts w:ascii="Arial" w:hAnsi="Arial"/>
+      <w:color w:val="000000"/>
+      <w:sz w:val="22"/>
+      <w:lang w:val="en-US"/>
+    </w:rPr>
   </w:style>
   <w:style w:type="paragraph" w:styleId="Header">
     <w:name w:val="header"/>
@@ -742,18 +772,17 @@
     <w:qFormat/>
     <w:rsid w:val="00FC693F"/>
     <w:pPr>
-      <w:pBdr>
-        <w:bottom w:val="single" w:sz="8" w:space="4" w:color="4F81BD" w:themeColor="accent1"/>
-      </w:pBdr>
-      <w:spacing w:after="300" w:line="240" w:lineRule="auto"/>
+      <w:keepNext/>
+      <w:spacing w:after="280" w:line="240" w:lineRule="auto"/>
       <w:contextualSpacing/>
     </w:pPr>
     <w:rPr>
-      <w:rFonts w:asciiTheme="majorHAnsi" w:eastAsiaTheme="majorEastAsia" w:hAnsiTheme="majorHAnsi" w:cstheme="majorBidi"/>
-      <w:color w:val="17365D" w:themeColor="text2" w:themeShade="BF"/>
+      <w:rFonts w:asciiTheme="majorHAnsi" w:eastAsiaTheme="majorEastAsia" w:hAnsiTheme="majorHAnsi" w:cstheme="majorBidi" w:ascii="Arial" w:hAnsi="Arial"/>
+      <w:b/>
+      <w:color w:val="000000"/>
       <w:spacing w:val="5"/>
       <w:kern w:val="28"/>
-      <w:sz w:val="52"/>
+      <w:sz w:val="34"/>
       <w:szCs w:val="52"/>
     </w:rPr>
   </w:style>
@@ -1229,9 +1258,6 @@
     <w:qFormat/>
     <w:rsid w:val="00FC693F"/>
     <w:pPr>
-      <w:pBdr>
-        <w:bottom w:val="single" w:sz="4" w:space="4" w:color="4F81BD" w:themeColor="accent1"/>
-      </w:pBdr>
       <w:spacing w:before="200" w:after="280"/>
       <w:ind w:left="936" w:right="936"/>
     </w:pPr>

--- a/en/wisdom-stories/everyone-has-work-to-do.docx
+++ b/en/wisdom-stories/everyone-has-work-to-do.docx
@@ -13,7 +13,7 @@
     <w:p>
       <w:pPr/>
       <w:r>
-        <w:t>I have been fortunate to learn from wise teachers. One was my literature teacher, the esteemed Baladadash. He taught us never to leave a request or an assigned task unanswered, however small it might seem.</w:t>
+        <w:t>I have been fortunate to learn from wise teachers. One was my literature teacher, the esteemed Baladadash. He taught us: if someone asks you for something or assigns you a task and you cannot do it, never say, even if it is true, “I had so much work that I had no time and I could not get it done.” Those words make the other person think, “Don’t I have affairs of my own? Am I bothering you for nothing?”</w:t>
       </w:r>
     </w:p>
     <w:p>
@@ -21,7 +21,7 @@
         <w:keepNext/>
       </w:pPr>
       <w:r>
-        <w:t>Everyone has things to do. When someone asks for help, it is usually because they need you, not because they have nothing better to do. Do not leave them waiting in silence. If you cannot help, say so openly. Failing to answer erodes their trust.</w:t>
+        <w:t>Everyone has things to do. When someone asks for help, it is usually because they need you, not because they have nothing better to do. Do not ignore the request or leave them waiting in silence. If you cannot do it, say so at once and do not leave them in uncertainty, because they hope in you and trust you. Coming back much later to say “I had no time” destroys that trust.</w:t>
       </w:r>
     </w:p>
     <w:p>
@@ -33,18 +33,16 @@
         <w:rPr>
           <w:b/>
         </w:rPr>
-        <w:t>Moral:</w:t>
+        <w:t>Moral: It is a very painful feeling to live knowing you are regarded as unreliable and untrustworthy.</w:t>
       </w:r>
-      <w:r>
-        <w:t xml:space="preserve"> It is a very painful feeling to live knowing you are regarded as unreliable and untrustworthy.</w:t>
-      </w:r>
+      <w:r/>
     </w:p>
     <w:p>
       <w:pPr>
         <w:spacing w:after="80"/>
       </w:pPr>
       <w:r>
-        <w:t>Bakhtiyar Sirajov.</w:t>
+        <w:t>Bakhtiyar Sirajov</w:t>
       </w:r>
     </w:p>
     <w:sectPr>
